--- a/files/BUS331_Abbreviated_IPS_Template.docx
+++ b/files/BUS331_Abbreviated_IPS_Template.docx
@@ -230,7 +230,7 @@
     </w:p>
     <w:p>
       <w:r>
-        <w:t>Copy the approved objective, volatility limit, and drawdown tripwire into the Decision Record. Volatility and drawdown measure different risks; do not treat σ as a maximum loss.</w:t>
+        <w:t>Utility: explain how the client weighs expected return against risk, and how the supplied risk-aversion value influences the preferred allocation. Volatility is not a maximum loss.</w:t>
       </w:r>
     </w:p>
     <w:p>
@@ -670,7 +670,7 @@
         <w:pStyle w:val="Heading1"/>
       </w:pPr>
       <w:r>
-        <w:t>6 Open issues and committee approval</w:t>
+        <w:t>6 Open issues and team review</w:t>
       </w:r>
     </w:p>
     <w:p>
@@ -682,9 +682,9 @@
     </w:p>
     <w:p>
       <w:r>
-        <w:t>Gate 1 status: ☐ Approve  ☐ Revise  ☐ Reject</w:t>
+        <w:t>Team review: goals and constraints checked ☐  Allocation totals 100% ☐</w:t>
         <w:br/>
-        <w:t>Decision Record vote reference and required action: __________________________</w:t>
+        <w:t>Reviewed by: __________________________  Date: ____________________</w:t>
       </w:r>
     </w:p>
     <w:p>
